--- a/MERN Phase Wise/Phase Wise Templets/Brainstorming & Ideation Phase/Empathy Map Canvas.docx
+++ b/MERN Phase Wise/Phase Wise Templets/Brainstorming & Ideation Phase/Empathy Map Canvas.docx
@@ -131,7 +131,7 @@
           </w:tcPr>
           <w:p>
             <w:r>
-              <w:t>SB Stocks – Virtual Stock Trading Platform</w:t>
+              <w:t>Stock Trading App</w:t>
             </w:r>
           </w:p>
         </w:tc>
@@ -204,7 +204,6 @@
         <w:pStyle w:val="Heading2"/>
         <w:spacing w:before="160" w:after="80"/>
       </w:pPr>
-      <w:proofErr w:type="gramStart"/>
       <w:r>
         <w:rPr>
           <w:b/>
@@ -214,7 +213,6 @@
         </w:rPr>
         <w:t>Says</w:t>
       </w:r>
-      <w:proofErr w:type="gramEnd"/>
     </w:p>
     <w:p>
       <w:pPr>
@@ -239,15 +237,7 @@
         <w:spacing w:after="60"/>
       </w:pPr>
       <w:r>
-        <w:t xml:space="preserve">“I keep hearing about the stock market on the </w:t>
-      </w:r>
-      <w:proofErr w:type="gramStart"/>
-      <w:r>
-        <w:t>news,</w:t>
-      </w:r>
-      <w:proofErr w:type="gramEnd"/>
-      <w:r>
-        <w:t xml:space="preserve"> I want to understand how it actually works.”</w:t>
+        <w:t>“I keep hearing about the stock market on the news, I want to understand how it actually works.”</w:t>
       </w:r>
     </w:p>
     <w:p>
